--- a/EXPORTS/DOCX/published/niveau3/English/KVVAK.docx
+++ b/EXPORTS/DOCX/published/niveau3/English/KVVAK.docx
@@ -340,133 +340,7 @@
           <w:color w:val="000000"/>
           <w:sz w:val="24"/>
         </w:rPr>
-        <w:t xml:space="preserve">has </w:t>
-      </w:r>
-      <w:r>
-        <w:rPr>
-          <w:u w:val="single" w:color="0000ff"/>
-          <w:rFonts w:ascii="Charis SIL Regular" w:hAnsi="Charis SIL Regular" w:eastAsia="Charis SIL Regular"/>
-          <w:b w:val="0"/>
-          <w:i w:val="0"/>
-          <w:color w:val="000000"/>
-          <w:sz w:val="24"/>
-        </w:rPr>
-        <w:hyperlink r:id="rId9" w:history="1">
-          <w:r>
-            <w:rPr>
-              <w:rStyle w:val="Hyperlink"/>
-            </w:rPr>
-            <w:t>held t</w:t>
-          </w:r>
-        </w:hyperlink>
-      </w:r>
-      <w:r>
-        <w:rPr>
-          <w:u w:val="single" w:color="0000ff"/>
-          <w:rFonts w:ascii="Charis SIL Regular" w:hAnsi="Charis SIL Regular" w:eastAsia="Charis SIL Regular"/>
-          <w:b w:val="0"/>
-          <w:i w:val="0"/>
-          <w:color w:val="000000"/>
-          <w:sz w:val="24"/>
-        </w:rPr>
-        <w:hyperlink r:id="rId9" w:history="1">
-          <w:r>
-            <w:rPr>
-              <w:rStyle w:val="Hyperlink"/>
-            </w:rPr>
-            <w:t>h</w:t>
-          </w:r>
-        </w:hyperlink>
-      </w:r>
-      <w:r>
-        <w:rPr>
-          <w:u w:val="single" w:color="0000ff"/>
-          <w:rFonts w:ascii="Charis SIL Regular" w:hAnsi="Charis SIL Regular" w:eastAsia="Charis SIL Regular"/>
-          <w:b w:val="0"/>
-          <w:i w:val="0"/>
-          <w:color w:val="000000"/>
-          <w:sz w:val="24"/>
-        </w:rPr>
-        <w:hyperlink r:id="rId9" w:history="1">
-          <w:r>
-            <w:rPr>
-              <w:rStyle w:val="Hyperlink"/>
-            </w:rPr>
-            <w:t>e des</w:t>
-          </w:r>
-        </w:hyperlink>
-      </w:r>
-      <w:r>
-        <w:rPr>
-          <w:u w:val="single" w:color="0000ff"/>
-          <w:rFonts w:ascii="Charis SIL Regular" w:hAnsi="Charis SIL Regular" w:eastAsia="Charis SIL Regular"/>
-          <w:b w:val="0"/>
-          <w:i w:val="0"/>
-          <w:color w:val="000000"/>
-          <w:sz w:val="24"/>
-        </w:rPr>
-        <w:hyperlink r:id="rId9" w:history="1">
-          <w:r>
-            <w:rPr>
-              <w:rStyle w:val="Hyperlink"/>
-            </w:rPr>
-            <w:t>i</w:t>
-          </w:r>
-        </w:hyperlink>
-      </w:r>
-      <w:r>
-        <w:rPr>
-          <w:u w:val="single" w:color="0000ff"/>
-          <w:rFonts w:ascii="Charis SIL Regular" w:hAnsi="Charis SIL Regular" w:eastAsia="Charis SIL Regular"/>
-          <w:b w:val="0"/>
-          <w:i w:val="0"/>
-          <w:color w:val="000000"/>
-          <w:sz w:val="24"/>
-        </w:rPr>
-        <w:hyperlink r:id="rId9" w:history="1">
-          <w:r>
-            <w:rPr>
-              <w:rStyle w:val="Hyperlink"/>
-            </w:rPr>
-            <w:t>gna</w:t>
-          </w:r>
-        </w:hyperlink>
-      </w:r>
-      <w:r>
-        <w:rPr>
-          <w:u w:val="single" w:color="0000ff"/>
-          <w:rFonts w:ascii="Charis SIL Regular" w:hAnsi="Charis SIL Regular" w:eastAsia="Charis SIL Regular"/>
-          <w:b w:val="0"/>
-          <w:i w:val="0"/>
-          <w:color w:val="000000"/>
-          <w:sz w:val="24"/>
-        </w:rPr>
-        <w:hyperlink r:id="rId9" w:history="1">
-          <w:r>
-            <w:rPr>
-              <w:rStyle w:val="Hyperlink"/>
-            </w:rPr>
-            <w:t>t</w:t>
-          </w:r>
-        </w:hyperlink>
-      </w:r>
-      <w:r>
-        <w:rPr>
-          <w:u w:val="single" w:color="0000ff"/>
-          <w:rFonts w:ascii="Charis SIL Regular" w:hAnsi="Charis SIL Regular" w:eastAsia="Charis SIL Regular"/>
-          <w:b w:val="0"/>
-          <w:i w:val="0"/>
-          <w:color w:val="000000"/>
-          <w:sz w:val="24"/>
-        </w:rPr>
-        <w:hyperlink r:id="rId9" w:history="1">
-          <w:r>
-            <w:rPr>
-              <w:rStyle w:val="Hyperlink"/>
-            </w:rPr>
-            <w:t>ion "Ro</w:t>
-          </w:r>
-        </w:hyperlink>
+        <w:t>has held the designation "Ro</w:t>
       </w:r>
       <w:r>
         <w:rPr>
@@ -1361,7 +1235,50 @@
           <w:color w:val="000000"/>
           <w:sz w:val="24"/>
         </w:rPr>
-        <w:t xml:space="preserve"> Amsterdam, wher</w:t>
+        <w:hyperlink r:id="rId17" w:history="1">
+          <w:r>
+            <w:rPr>
+              <w:rStyle w:val="Hyperlink"/>
+            </w:rPr>
+            <w:t xml:space="preserve"> Amsterd</w:t>
+          </w:r>
+        </w:hyperlink>
+      </w:r>
+      <w:r>
+        <w:rPr>
+          <w:u w:val="single" w:color="0000ff"/>
+          <w:rFonts w:ascii="Charis SIL Regular" w:hAnsi="Charis SIL Regular" w:eastAsia="Charis SIL Regular"/>
+          <w:b w:val="0"/>
+          <w:i w:val="0"/>
+          <w:color w:val="000000"/>
+          <w:sz w:val="24"/>
+        </w:rPr>
+        <w:hyperlink r:id="rId17" w:history="1">
+          <w:r>
+            <w:rPr>
+              <w:rStyle w:val="Hyperlink"/>
+            </w:rPr>
+            <w:t>a</w:t>
+          </w:r>
+        </w:hyperlink>
+      </w:r>
+      <w:r>
+        <w:rPr>
+          <w:u w:val="single" w:color="0000ff"/>
+          <w:rFonts w:ascii="Charis SIL Regular" w:hAnsi="Charis SIL Regular" w:eastAsia="Charis SIL Regular"/>
+          <w:b w:val="0"/>
+          <w:i w:val="0"/>
+          <w:color w:val="000000"/>
+          <w:sz w:val="24"/>
+        </w:rPr>
+        <w:hyperlink r:id="rId17" w:history="1">
+          <w:r>
+            <w:rPr>
+              <w:rStyle w:val="Hyperlink"/>
+            </w:rPr>
+            <w:t>m, wher</w:t>
+          </w:r>
+        </w:hyperlink>
       </w:r>
       <w:r>
         <w:rPr>

--- a/EXPORTS/DOCX/published/niveau3/English/KVVAK.docx
+++ b/EXPORTS/DOCX/published/niveau3/English/KVVAK.docx
@@ -742,13 +742,96 @@
       </w:r>
       <w:r>
         <w:rPr>
+          <w:u w:val="single" w:color="0000ff"/>
           <w:rFonts w:ascii="Charis SIL Regular" w:hAnsi="Charis SIL Regular" w:eastAsia="Charis SIL Regular"/>
           <w:b w:val="0"/>
           <w:i w:val="0"/>
           <w:color w:val="000000"/>
           <w:sz w:val="24"/>
         </w:rPr>
-        <w:t xml:space="preserve">the aim of raising awareness of and interest in </w:t>
+        <w:hyperlink r:id="rId10" w:history="1">
+          <w:r>
+            <w:rPr>
+              <w:rStyle w:val="Hyperlink"/>
+            </w:rPr>
+            <w:t>the ai</w:t>
+          </w:r>
+        </w:hyperlink>
+      </w:r>
+      <w:r>
+        <w:rPr>
+          <w:u w:val="single" w:color="0000ff"/>
+          <w:rFonts w:ascii="Charis SIL Regular" w:hAnsi="Charis SIL Regular" w:eastAsia="Charis SIL Regular"/>
+          <w:b w:val="0"/>
+          <w:i w:val="0"/>
+          <w:color w:val="000000"/>
+          <w:sz w:val="24"/>
+        </w:rPr>
+        <w:t>m</w:t>
+      </w:r>
+      <w:r>
+        <w:rPr>
+          <w:u w:val="single" w:color="0000ff"/>
+          <w:rFonts w:ascii="Charis SIL Regular" w:hAnsi="Charis SIL Regular" w:eastAsia="Charis SIL Regular"/>
+          <w:b w:val="0"/>
+          <w:i w:val="0"/>
+          <w:color w:val="000000"/>
+          <w:sz w:val="24"/>
+        </w:rPr>
+        <w:hyperlink r:id="rId10" w:history="1">
+          <w:r>
+            <w:rPr>
+              <w:rStyle w:val="Hyperlink"/>
+            </w:rPr>
+            <w:t xml:space="preserve"> of ra</w:t>
+          </w:r>
+        </w:hyperlink>
+      </w:r>
+      <w:r>
+        <w:rPr>
+          <w:u w:val="single" w:color="0000ff"/>
+          <w:rFonts w:ascii="Charis SIL Regular" w:hAnsi="Charis SIL Regular" w:eastAsia="Charis SIL Regular"/>
+          <w:b w:val="0"/>
+          <w:i w:val="0"/>
+          <w:color w:val="000000"/>
+          <w:sz w:val="24"/>
+        </w:rPr>
+        <w:hyperlink r:id="rId10" w:history="1">
+          <w:r>
+            <w:rPr>
+              <w:rStyle w:val="Hyperlink"/>
+            </w:rPr>
+            <w:t>i</w:t>
+          </w:r>
+        </w:hyperlink>
+      </w:r>
+      <w:r>
+        <w:rPr>
+          <w:u w:val="single" w:color="0000ff"/>
+          <w:rFonts w:ascii="Charis SIL Regular" w:hAnsi="Charis SIL Regular" w:eastAsia="Charis SIL Regular"/>
+          <w:b w:val="0"/>
+          <w:i w:val="0"/>
+          <w:color w:val="000000"/>
+          <w:sz w:val="24"/>
+        </w:rPr>
+        <w:hyperlink r:id="rId10" w:history="1">
+          <w:r>
+            <w:rPr>
+              <w:rStyle w:val="Hyperlink"/>
+            </w:rPr>
+            <w:t>sing awaren</w:t>
+          </w:r>
+        </w:hyperlink>
+      </w:r>
+      <w:r>
+        <w:rPr>
+          <w:rFonts w:ascii="Charis SIL Regular" w:hAnsi="Charis SIL Regular" w:eastAsia="Charis SIL Regular"/>
+          <w:b w:val="0"/>
+          <w:i w:val="0"/>
+          <w:color w:val="000000"/>
+          <w:sz w:val="24"/>
+        </w:rPr>
+        <w:t xml:space="preserve">ess of and interest in </w:t>
       </w:r>
       <w:r>
         <w:rPr>
